--- a/template/template_food_avista.docx
+++ b/template/template_food_avista.docx
@@ -412,69 +412,81 @@
         <w:rPr>
           <w:rFonts w:ascii="Arial" w:hAnsi="Arial" w:cs="Arial"/>
         </w:rPr>
-        <w:t xml:space="preserve"> inscrita no CNPJ sob </w:t>
+        <w:t xml:space="preserve"> inscrita no CNPJ sob nº</w:t>
+      </w:r>
+      <w:r>
+        <w:rPr>
+          <w:rFonts w:ascii="Arial" w:hAnsi="Arial" w:cs="Arial"/>
+        </w:rPr>
+        <w:t xml:space="preserve"> </w:t>
+      </w:r>
+      <w:r>
+        <w:rPr>
+          <w:rFonts w:ascii="Arial" w:hAnsi="Arial" w:cs="Arial"/>
+        </w:rPr>
+        <w:t>{{CNPJEXPOSITOR}}</w:t>
+      </w:r>
+      <w:r>
+        <w:rPr>
+          <w:rFonts w:ascii="Arial" w:hAnsi="Arial" w:cs="Arial"/>
+        </w:rPr>
+        <w:t>,</w:t>
+      </w:r>
+      <w:r>
+        <w:rPr>
+          <w:rFonts w:ascii="Arial" w:hAnsi="Arial" w:cs="Arial"/>
+        </w:rPr>
+        <w:t xml:space="preserve"> </w:t>
+      </w:r>
+      <w:r>
+        <w:rPr>
+          <w:rFonts w:ascii="Arial" w:hAnsi="Arial" w:cs="Arial"/>
+        </w:rPr>
+        <w:t>inscrição estadual</w:t>
       </w:r>
       <w:proofErr w:type="gramStart"/>
       <w:r>
         <w:rPr>
           <w:rFonts w:ascii="Arial" w:hAnsi="Arial" w:cs="Arial"/>
         </w:rPr>
-        <w:t>nº</w:t>
-      </w:r>
-      <w:r>
-        <w:rPr>
-          <w:rFonts w:ascii="Arial" w:hAnsi="Arial" w:cs="Arial"/>
-        </w:rPr>
-        <w:t xml:space="preserve"> ,</w:t>
+        <w:t xml:space="preserve">: </w:t>
+      </w:r>
+      <w:r>
+        <w:rPr>
+          <w:rFonts w:ascii="Arial" w:hAnsi="Arial" w:cs="Arial"/>
+        </w:rPr>
+        <w:t xml:space="preserve"> </w:t>
+      </w:r>
+      <w:r>
+        <w:rPr>
+          <w:rFonts w:ascii="Arial" w:hAnsi="Arial" w:cs="Arial"/>
+          <w:b/>
+          <w:bCs/>
+        </w:rPr>
+        <w:t>{</w:t>
       </w:r>
       <w:proofErr w:type="gramEnd"/>
       <w:r>
         <w:rPr>
           <w:rFonts w:ascii="Arial" w:hAnsi="Arial" w:cs="Arial"/>
-        </w:rPr>
-        <w:t xml:space="preserve"> </w:t>
-      </w:r>
-      <w:r>
-        <w:rPr>
-          <w:rFonts w:ascii="Arial" w:hAnsi="Arial" w:cs="Arial"/>
-        </w:rPr>
-        <w:t>inscrição estadual</w:t>
-      </w:r>
-      <w:proofErr w:type="gramStart"/>
-      <w:r>
-        <w:rPr>
-          <w:rFonts w:ascii="Arial" w:hAnsi="Arial" w:cs="Arial"/>
-        </w:rPr>
-        <w:t xml:space="preserve">: </w:t>
-      </w:r>
-      <w:r>
-        <w:rPr>
-          <w:rFonts w:ascii="Arial" w:hAnsi="Arial" w:cs="Arial"/>
-        </w:rPr>
-        <w:t xml:space="preserve"> </w:t>
-      </w:r>
-      <w:r>
-        <w:rPr>
-          <w:rFonts w:ascii="Arial" w:hAnsi="Arial" w:cs="Arial"/>
+          <w:b/>
+          <w:bCs/>
         </w:rPr>
         <w:t>{</w:t>
       </w:r>
-      <w:proofErr w:type="gramEnd"/>
-      <w:r>
-        <w:rPr>
-          <w:rFonts w:ascii="Arial" w:hAnsi="Arial" w:cs="Arial"/>
-        </w:rPr>
-        <w:t>{</w:t>
-      </w:r>
-      <w:r>
-        <w:rPr>
-          <w:rFonts w:ascii="Arial" w:hAnsi="Arial" w:cs="Arial"/>
-        </w:rPr>
-        <w:t>CNPJEXPOSITOR</w:t>
-      </w:r>
-      <w:r>
-        <w:rPr>
-          <w:rFonts w:ascii="Arial" w:hAnsi="Arial" w:cs="Arial"/>
+      <w:r>
+        <w:rPr>
+          <w:rFonts w:ascii="Arial" w:hAnsi="Arial" w:cs="Arial"/>
+          <w:b/>
+          <w:bCs/>
+        </w:rPr>
+        <w:t>INSCRICAOESTADUALEXPOSITOR</w:t>
+      </w:r>
+      <w:r>
+        <w:rPr>
+          <w:rFonts w:ascii="Arial" w:hAnsi="Arial" w:cs="Arial"/>
+          <w:b/>
+          <w:bCs/>
         </w:rPr>
         <w:t>}}</w:t>
       </w:r>
@@ -8354,15 +8366,21 @@
 </file>
 
 <file path=customXml/item1.xml><?xml version="1.0" encoding="utf-8"?>
-<?mso-contentType ?>
-<FormTemplates xmlns="http://schemas.microsoft.com/sharepoint/v3/contenttype/forms">
-  <Display>DocumentLibraryForm</Display>
-  <Edit>DocumentLibraryForm</Edit>
-  <New>DocumentLibraryForm</New>
-</FormTemplates>
+<b:Sources xmlns:b="http://schemas.openxmlformats.org/officeDocument/2006/bibliography" xmlns="http://schemas.openxmlformats.org/officeDocument/2006/bibliography" SelectedStyle="\APA.XSL" StyleName="APA"/>
 </file>
 
 <file path=customXml/item2.xml><?xml version="1.0" encoding="utf-8"?>
+<p:properties xmlns:p="http://schemas.microsoft.com/office/2006/metadata/properties" xmlns:xsi="http://www.w3.org/2001/XMLSchema-instance" xmlns:pc="http://schemas.microsoft.com/office/infopath/2007/PartnerControls">
+  <documentManagement>
+    <lcf76f155ced4ddcb4097134ff3c332f xmlns="b0abdc7c-b81f-47c0-8d37-e53421c16be1">
+      <Terms xmlns="http://schemas.microsoft.com/office/infopath/2007/PartnerControls"/>
+    </lcf76f155ced4ddcb4097134ff3c332f>
+    <TaxCatchAll xmlns="9b67fadb-89b0-45c3-8622-359d5aab3ac5" xsi:nil="true"/>
+  </documentManagement>
+</p:properties>
+</file>
+
+<file path=customXml/item3.xml><?xml version="1.0" encoding="utf-8"?>
 <ct:contentTypeSchema xmlns:ct="http://schemas.microsoft.com/office/2006/metadata/contentType" xmlns:ma="http://schemas.microsoft.com/office/2006/metadata/properties/metaAttributes" ct:_="" ma:_="" ma:contentTypeName="Documento" ma:contentTypeID="0x0101002F459F8D9828F745BE3B954ADB74309D" ma:contentTypeVersion="21" ma:contentTypeDescription="Crie um novo documento." ma:contentTypeScope="" ma:versionID="55daba8387c0a35d8e229400967f3b37">
   <xsd:schema xmlns:xsd="http://www.w3.org/2001/XMLSchema" xmlns:xs="http://www.w3.org/2001/XMLSchema" xmlns:p="http://schemas.microsoft.com/office/2006/metadata/properties" xmlns:ns2="b0abdc7c-b81f-47c0-8d37-e53421c16be1" xmlns:ns3="9b67fadb-89b0-45c3-8622-359d5aab3ac5" targetNamespace="http://schemas.microsoft.com/office/2006/metadata/properties" ma:root="true" ma:fieldsID="eb0d4114bff1126495d943ab6a7be351" ns2:_="" ns3:_="">
     <xsd:import namespace="b0abdc7c-b81f-47c0-8d37-e53421c16be1"/>
@@ -8623,30 +8641,35 @@
 </ct:contentTypeSchema>
 </file>
 
-<file path=customXml/item3.xml><?xml version="1.0" encoding="utf-8"?>
-<p:properties xmlns:p="http://schemas.microsoft.com/office/2006/metadata/properties" xmlns:xsi="http://www.w3.org/2001/XMLSchema-instance" xmlns:pc="http://schemas.microsoft.com/office/infopath/2007/PartnerControls">
-  <documentManagement>
-    <lcf76f155ced4ddcb4097134ff3c332f xmlns="b0abdc7c-b81f-47c0-8d37-e53421c16be1">
-      <Terms xmlns="http://schemas.microsoft.com/office/infopath/2007/PartnerControls"/>
-    </lcf76f155ced4ddcb4097134ff3c332f>
-    <TaxCatchAll xmlns="9b67fadb-89b0-45c3-8622-359d5aab3ac5" xsi:nil="true"/>
-  </documentManagement>
-</p:properties>
-</file>
-
 <file path=customXml/item4.xml><?xml version="1.0" encoding="utf-8"?>
-<b:Sources xmlns:b="http://schemas.openxmlformats.org/officeDocument/2006/bibliography" xmlns="http://schemas.openxmlformats.org/officeDocument/2006/bibliography" SelectedStyle="\APA.XSL" StyleName="APA"/>
+<?mso-contentType ?>
+<FormTemplates xmlns="http://schemas.microsoft.com/sharepoint/v3/contenttype/forms">
+  <Display>DocumentLibraryForm</Display>
+  <Edit>DocumentLibraryForm</Edit>
+  <New>DocumentLibraryForm</New>
+</FormTemplates>
 </file>
 
 <file path=customXml/itemProps1.xml><?xml version="1.0" encoding="utf-8"?>
-<ds:datastoreItem xmlns:ds="http://schemas.openxmlformats.org/officeDocument/2006/customXml" ds:itemID="{A8FDF9CD-DFE0-42B0-AA86-9CEEF4645DEB}">
+<ds:datastoreItem xmlns:ds="http://schemas.openxmlformats.org/officeDocument/2006/customXml" ds:itemID="{342BAD9A-2577-48E0-A4FF-672F15C3439D}">
   <ds:schemaRefs>
-    <ds:schemaRef ds:uri="http://schemas.microsoft.com/sharepoint/v3/contenttype/forms"/>
+    <ds:schemaRef ds:uri="http://schemas.openxmlformats.org/officeDocument/2006/bibliography"/>
   </ds:schemaRefs>
 </ds:datastoreItem>
 </file>
 
 <file path=customXml/itemProps2.xml><?xml version="1.0" encoding="utf-8"?>
+<ds:datastoreItem xmlns:ds="http://schemas.openxmlformats.org/officeDocument/2006/customXml" ds:itemID="{9D374E39-0C21-4940-9679-7C1E21D9F5E5}">
+  <ds:schemaRefs>
+    <ds:schemaRef ds:uri="http://schemas.microsoft.com/office/2006/metadata/properties"/>
+    <ds:schemaRef ds:uri="http://schemas.microsoft.com/office/infopath/2007/PartnerControls"/>
+    <ds:schemaRef ds:uri="b0abdc7c-b81f-47c0-8d37-e53421c16be1"/>
+    <ds:schemaRef ds:uri="9b67fadb-89b0-45c3-8622-359d5aab3ac5"/>
+  </ds:schemaRefs>
+</ds:datastoreItem>
+</file>
+
+<file path=customXml/itemProps3.xml><?xml version="1.0" encoding="utf-8"?>
 <ds:datastoreItem xmlns:ds="http://schemas.openxmlformats.org/officeDocument/2006/customXml" ds:itemID="{E5FC97D1-7F8D-48DD-969D-D213CF5B0EF6}">
   <ds:schemaRefs>
     <ds:schemaRef ds:uri="http://schemas.microsoft.com/office/2006/metadata/contentType"/>
@@ -8665,21 +8688,10 @@
 </ds:datastoreItem>
 </file>
 
-<file path=customXml/itemProps3.xml><?xml version="1.0" encoding="utf-8"?>
-<ds:datastoreItem xmlns:ds="http://schemas.openxmlformats.org/officeDocument/2006/customXml" ds:itemID="{9D374E39-0C21-4940-9679-7C1E21D9F5E5}">
+<file path=customXml/itemProps4.xml><?xml version="1.0" encoding="utf-8"?>
+<ds:datastoreItem xmlns:ds="http://schemas.openxmlformats.org/officeDocument/2006/customXml" ds:itemID="{A8FDF9CD-DFE0-42B0-AA86-9CEEF4645DEB}">
   <ds:schemaRefs>
-    <ds:schemaRef ds:uri="http://schemas.microsoft.com/office/2006/metadata/properties"/>
-    <ds:schemaRef ds:uri="http://schemas.microsoft.com/office/infopath/2007/PartnerControls"/>
-    <ds:schemaRef ds:uri="b0abdc7c-b81f-47c0-8d37-e53421c16be1"/>
-    <ds:schemaRef ds:uri="9b67fadb-89b0-45c3-8622-359d5aab3ac5"/>
-  </ds:schemaRefs>
-</ds:datastoreItem>
-</file>
-
-<file path=customXml/itemProps4.xml><?xml version="1.0" encoding="utf-8"?>
-<ds:datastoreItem xmlns:ds="http://schemas.openxmlformats.org/officeDocument/2006/customXml" ds:itemID="{342BAD9A-2577-48E0-A4FF-672F15C3439D}">
-  <ds:schemaRefs>
-    <ds:schemaRef ds:uri="http://schemas.openxmlformats.org/officeDocument/2006/bibliography"/>
+    <ds:schemaRef ds:uri="http://schemas.microsoft.com/sharepoint/v3/contenttype/forms"/>
   </ds:schemaRefs>
 </ds:datastoreItem>
 </file>